--- a/Orientação – Projeto de Pesquisa/Termo de Anuência - Paulo Ricardo.docx
+++ b/Orientação – Projeto de Pesquisa/Termo de Anuência - Paulo Ricardo.docx
@@ -60,7 +60,7 @@
         <w:rPr>
           <w:b w:val="0"/>
         </w:rPr>
-        <w:t>Pelo presente Termo, a Secretaria Municipal de Educação de Sítio Novo/MA, inscrita no CNPJ sob o nº ______________________, com sede na Avenida Leonardo de Almeida, s/nº, Centro, Sítio Novo/MA, neste ato representada por ______________________________________________, ocupante do cargo de ______________________, declara estar ciente e de acordo com a realização da pesquisa intitulada "Filtragem DNS com Pi-hole em servidor local: proposta de controle de acesso a conteúdos indevidos na rede de um prédio público municipal", de autoria do acadêmico Paulo Ricardo Coimbra Sousa, do Curso Superior de Tecnologia em Análise e Desenvolvimento de Sistemas da Universidade Estadual do Maranhão (UEMA/Uemanet), polo Grajaú/MA, sob orientação do Prof. Me. Paulo Ericson Valentim Silva, em sua sede.</w:t>
+        <w:t>Pelo presente Termo, a Secretaria Municipal de Educação de Sítio Novo/MA, inscrita no CNPJ sob o nº ______________________, com sede na Avenida Leonardo de Almeida, s/nº, Centro, Sítio Novo/MA, neste ato representada por ______________________________________________, ocupante do cargo de ______________________, declara estar ciente e de acordo com a realização da pesquisa intitulada "Filtragem DNS com Pi-hole em servidor local: proposta de controle de acesso a conteúdos indevidos na rede de um prédio público municipal", de autoria dos acadêmicos Paulo Ricardo Coimbra Sousa e Kairo Brendo Rodrigues Marinho Lopes Silva, do Curso Superior de Tecnologia em Análise e Desenvolvimento de Sistemas da Universidade Estadual do Maranhão (UEMA/Uemanet), polo Grajaú/MA, sob orientação do Prof. Me. Paulo Ericson Valentim Silva, em sua sede.</w:t>
       </w:r>
     </w:p>
     <w:p>
@@ -138,7 +138,7 @@
         <w:rPr>
           <w:b w:val="0"/>
         </w:rPr>
-        <w:t>O pesquisador compromete-se a:</w:t>
+        <w:t>Os pesquisadores comprometem-se a:</w:t>
       </w:r>
     </w:p>
     <w:p>
@@ -300,7 +300,43 @@
         <w:rPr>
           <w:b w:val="0"/>
         </w:rPr>
-        <w:t>Acadêmico (pesquisador responsável)</w:t>
+        <w:t>Acadêmico (pesquisador)</w:t>
+      </w:r>
+    </w:p>
+    <w:p>
+      <w:pPr>
+        <w:spacing w:line="240" w:lineRule="auto" w:after="0" w:before="0"/>
+        <w:jc w:val="center"/>
+      </w:pPr>
+      <w:r>
+        <w:rPr>
+          <w:b w:val="0"/>
+        </w:rPr>
+        <w:t>_______________________________________</w:t>
+      </w:r>
+    </w:p>
+    <w:p>
+      <w:pPr>
+        <w:spacing w:line="240" w:lineRule="auto" w:after="0" w:before="0"/>
+        <w:jc w:val="center"/>
+      </w:pPr>
+      <w:r>
+        <w:rPr>
+          <w:b/>
+        </w:rPr>
+        <w:t>Kairo Brendo Rodrigues Marinho Lopes Silva</w:t>
+      </w:r>
+    </w:p>
+    <w:p>
+      <w:pPr>
+        <w:spacing w:line="240" w:lineRule="auto" w:after="440" w:before="0"/>
+        <w:jc w:val="center"/>
+      </w:pPr>
+      <w:r>
+        <w:rPr>
+          <w:b w:val="0"/>
+        </w:rPr>
+        <w:t>Acadêmico (pesquisador)</w:t>
       </w:r>
     </w:p>
     <w:p>
